--- a/Dokumente_Schule/Ausgefuellt/Projektplan_Julian_Gomez.docx
+++ b/Dokumente_Schule/Ausgefuellt/Projektplan_Julian_Gomez.docx
@@ -4,7 +4,10 @@
   <w:body>
     <w:p>
       <w:pPr>
-        <w:spacing w:after="160" w:before="200" w:line="360" w:lineRule="auto"/>
+        <w:pBdr>
+          <w:bottom w:val="single" w:color="2C4770" w:sz="6" w:space="6"/>
+        </w:pBdr>
+        <w:spacing w:after="200" w:before="320" w:line="360" w:lineRule="auto"/>
       </w:pPr>
       <w:r>
         <w:rPr>
